--- a/docs/worksheet/MuscleSim-worksheet.docx
+++ b/docs/worksheet/MuscleSim-worksheet.docx
@@ -43,7 +43,7 @@
     </w:p>
     <w:p>
       <w:pPr>
-        <w:spacing w:after="60"/>
+        <w:spacing w:after="40"/>
       </w:pPr>
       <w:r>
         <w:rPr>
@@ -82,7 +82,7 @@
     </w:p>
     <w:p>
       <w:pPr>
-        <w:spacing w:after="40"/>
+        <w:spacing w:after="30"/>
       </w:pPr>
       <w:r>
         <w:rPr>
@@ -139,27 +139,42 @@
                 <w:sz w:val="20"/>
                 <w:szCs w:val="20"/>
               </w:rPr>
-              <w:t xml:space="preserve">How to use this sheet</w:t>
-            </w:r>
-          </w:p>
-          <w:p>
-            <w:pPr>
-              <w:spacing w:after="40" w:line="252"/>
-            </w:pPr>
-            <w:r>
-              <w:rPr>
-                <w:rFonts w:ascii="Calibri" w:cs="Calibri" w:eastAsia="Calibri" w:hAnsi="Calibri"/>
-                <w:color w:val="1f2430"/>
-                <w:sz w:val="20"/>
-                <w:szCs w:val="20"/>
-              </w:rPr>
-              <w:t xml:space="preserve">The numbers below match the numbered circles across the top of the sim. When a box names a scene, stop there and answer it together before pressing Continue. The sim gives you the numbers; you give the reasons, in your own words.</w:t>
-            </w:r>
-          </w:p>
-          <w:p>
-            <w:pPr>
-              <w:spacing w:after="40" w:line="252"/>
-            </w:pPr>
+              <w:t xml:space="preserve">The whole story in one line: </w:t>
+            </w:r>
+            <w:r>
+              <w:rPr>
+                <w:rFonts w:ascii="Calibri" w:cs="Calibri" w:eastAsia="Calibri" w:hAnsi="Calibri"/>
+                <w:color w:val="1f2430"/>
+                <w:sz w:val="20"/>
+                <w:szCs w:val="20"/>
+              </w:rPr>
+              <w:t xml:space="preserve">a command arrives at the end plate → an impulse runs over the sarcolemma and down the T-tubules → the SR lets Ca²⁺ out → Ca²⁺ lets the myofibrils pull → the SR pumps Ca²⁺ back and the fibre relaxes. Keep a finger on this line; every scene is one step of it.</w:t>
+            </w:r>
+          </w:p>
+          <w:p>
+            <w:pPr>
+              <w:spacing w:after="40" w:line="252"/>
+            </w:pPr>
+            <w:r>
+              <w:rPr>
+                <w:rFonts w:ascii="Calibri" w:cs="Calibri" w:eastAsia="Calibri" w:hAnsi="Calibri"/>
+                <w:b/>
+                <w:bCs/>
+                <w:color w:val="1f2430"/>
+                <w:sz w:val="20"/>
+                <w:szCs w:val="20"/>
+              </w:rPr>
+              <w:t xml:space="preserve">How to use this sheet. </w:t>
+            </w:r>
+            <w:r>
+              <w:rPr>
+                <w:rFonts w:ascii="Calibri" w:cs="Calibri" w:eastAsia="Calibri" w:hAnsi="Calibri"/>
+                <w:color w:val="1f2430"/>
+                <w:sz w:val="20"/>
+                <w:szCs w:val="20"/>
+              </w:rPr>
+              <w:t xml:space="preserve">Part A before you open the sim. In Part B the numbers match the circles across the top of the sim: when a box names a scene, stop there and answer together before pressing Continue. </w:t>
+            </w:r>
             <w:r>
               <w:rPr>
                 <w:rFonts w:ascii="Calibri" w:cs="Calibri" w:eastAsia="Calibri" w:hAnsi="Calibri"/>
@@ -170,16 +185,16 @@
                 <w:szCs w:val="17"/>
                 <w:shd w:fill="fff1dc" w:val="clear"/>
               </w:rPr>
-              <w:t xml:space="preserve">TALK FIRST</w:t>
-            </w:r>
-            <w:r>
-              <w:rPr>
-                <w:rFonts w:ascii="Calibri" w:cs="Calibri" w:eastAsia="Calibri" w:hAnsi="Calibri"/>
-                <w:color w:val="1f2430"/>
-                <w:sz w:val="20"/>
-                <w:szCs w:val="20"/>
-              </w:rPr>
-              <w:t xml:space="preserve"> means every person in the group says their answer out loud before anyone writes. Disagree first; then write what you agreed on. One sheet per group.</w:t>
+              <w:t xml:space="preserve">TALK FIRST  </w:t>
+            </w:r>
+            <w:r>
+              <w:rPr>
+                <w:rFonts w:ascii="Calibri" w:cs="Calibri" w:eastAsia="Calibri" w:hAnsi="Calibri"/>
+                <w:color w:val="1f2430"/>
+                <w:sz w:val="20"/>
+                <w:szCs w:val="20"/>
+              </w:rPr>
+              <w:t xml:space="preserve">means every person says their answer out loud before anyone writes — disagree first, then write what you agreed. One sheet per group.</w:t>
             </w:r>
           </w:p>
         </w:tc>
@@ -188,48 +203,33 @@
     <w:p>
       <w:pPr>
         <w:keepNext/>
-        <w:pBdr>
-          <w:bottom w:val="single" w:color="b0b0b0" w:sz="6" w:space="2"/>
-        </w:pBdr>
-        <w:spacing w:after="40" w:before="130"/>
-      </w:pPr>
-      <w:r>
-        <w:rPr>
-          <w:rFonts w:ascii="Calibri" w:cs="Calibri" w:eastAsia="Calibri" w:hAnsi="Calibri"/>
-          <w:b/>
-          <w:bCs/>
-          <w:color w:val="ffffff"/>
-          <w:sz w:val="20"/>
-          <w:szCs w:val="20"/>
-          <w:shd w:fill="2f6fd6" w:val="clear"/>
-        </w:rPr>
-        <w:t xml:space="preserve"> 2 </w:t>
-      </w:r>
-      <w:r>
-        <w:rPr>
-          <w:rFonts w:ascii="Calibri" w:cs="Calibri" w:eastAsia="Calibri" w:hAnsi="Calibri"/>
-          <w:b/>
-          <w:bCs/>
-          <w:color w:val="1f2430"/>
-          <w:sz w:val="23"/>
-          <w:szCs w:val="23"/>
-        </w:rPr>
-        <w:t xml:space="preserve">  Parts of a muscle fibre</w:t>
-      </w:r>
-      <w:r>
-        <w:rPr>
-          <w:rFonts w:ascii="Calibri" w:cs="Calibri" w:eastAsia="Calibri" w:hAnsi="Calibri"/>
-          <w:i/>
-          <w:iCs/>
-          <w:color w:val="8a8a8a"/>
-          <w:sz w:val="20"/>
-          <w:szCs w:val="20"/>
-        </w:rPr>
-        <w:t xml:space="preserve">   ·   on screen: “Find the structure”</w:t>
-      </w:r>
-    </w:p>
-    <w:p>
-      <w:pPr>
+        <w:shd w:fill="e9eef8" w:val="clear"/>
+        <w:spacing w:after="60" w:before="200"/>
+      </w:pPr>
+      <w:r>
+        <w:rPr>
+          <w:rFonts w:ascii="Calibri" w:cs="Calibri" w:eastAsia="Calibri" w:hAnsi="Calibri"/>
+          <w:b/>
+          <w:bCs/>
+          <w:color w:val="1d3f7a"/>
+          <w:sz w:val="22"/>
+          <w:szCs w:val="22"/>
+        </w:rPr>
+        <w:t xml:space="preserve">  A · Before you open the sim</w:t>
+      </w:r>
+      <w:r>
+        <w:rPr>
+          <w:rFonts w:ascii="Calibri" w:cs="Calibri" w:eastAsia="Calibri" w:hAnsi="Calibri"/>
+          <w:color w:val="4a5468"/>
+          <w:sz w:val="19"/>
+          <w:szCs w:val="19"/>
+        </w:rPr>
+        <w:t xml:space="preserve">   from the introduction, and what you already know</w:t>
+      </w:r>
+    </w:p>
+    <w:p>
+      <w:pPr>
+        <w:keepNext/>
         <w:spacing w:after="40" w:line="252"/>
       </w:pPr>
       <w:r>
@@ -239,7 +239,7 @@
           <w:sz w:val="20"/>
           <w:szCs w:val="20"/>
         </w:rPr>
-        <w:t xml:space="preserve">For each part, write its job in a few words — what it is for, not what it looks like.</w:t>
+        <w:t xml:space="preserve">Draw a resting muscle fibre. The ions are Na⁺, K⁺, Ca²⁺, Cl⁻, and the large proteins (A⁻) that are stuck inside. Write each one on the side where it is more concentrated (bigger letters = more of it). Mark the inside + or −.</w:t>
       </w:r>
     </w:p>
     <w:tbl>
@@ -255,14 +255,240 @@
         </w:tblBorders>
       </w:tblPr>
       <w:tblGrid>
-        <w:gridCol w:w="2900"/>
-        <w:gridCol w:w="5600"/>
-        <w:gridCol w:w="2300"/>
+        <w:gridCol w:w="10800"/>
       </w:tblGrid>
       <w:tr>
-        <w:tc>
-          <w:tcPr>
-            <w:tcW w:type="dxa" w:w="2900"/>
+        <w:trPr>
+          <w:trHeight w:val="4300" w:hRule="atLeast"/>
+        </w:trPr>
+        <w:tc>
+          <w:tcPr>
+            <w:tcW w:type="dxa" w:w="10800"/>
+            <w:tcBorders>
+              <w:top w:val="single" w:color="b0b0b0" w:sz="4"/>
+              <w:left w:val="single" w:color="b0b0b0" w:sz="4"/>
+              <w:bottom w:val="single" w:color="b0b0b0" w:sz="4"/>
+              <w:right w:val="single" w:color="b0b0b0" w:sz="4"/>
+            </w:tcBorders>
+            <w:tcMar>
+              <w:top w:type="dxa" w:w="60"/>
+              <w:left w:type="dxa" w:w="120"/>
+            </w:tcMar>
+            <w:vAlign w:val="top"/>
+          </w:tcPr>
+          <w:p>
+            <w:pPr>
+              <w:spacing w:after="40" w:line="252"/>
+            </w:pPr>
+            <w:r>
+              <w:rPr>
+                <w:rFonts w:ascii="Calibri" w:cs="Calibri" w:eastAsia="Calibri" w:hAnsi="Calibri"/>
+                <w:i/>
+                <w:iCs/>
+                <w:color w:val="8a8a8a"/>
+                <w:sz w:val="17"/>
+                <w:szCs w:val="17"/>
+              </w:rPr>
+              <w:t xml:space="preserve">outside the fibre</w:t>
+            </w:r>
+          </w:p>
+        </w:tc>
+      </w:tr>
+    </w:tbl>
+    <w:p>
+      <w:pPr>
+        <w:keepNext/>
+        <w:spacing w:after="40" w:line="252"/>
+      </w:pPr>
+      <w:r>
+        <w:rPr>
+          <w:rFonts w:ascii="Calibri" w:cs="Calibri" w:eastAsia="Calibri" w:hAnsi="Calibri"/>
+          <w:b/>
+          <w:bCs/>
+          <w:color w:val="7a4a00"/>
+          <w:sz w:val="17"/>
+          <w:szCs w:val="17"/>
+          <w:shd w:fill="fff1dc" w:val="clear"/>
+        </w:rPr>
+        <w:t xml:space="preserve">TALK FIRST  </w:t>
+      </w:r>
+      <w:r>
+        <w:rPr>
+          <w:rFonts w:ascii="Calibri" w:cs="Calibri" w:eastAsia="Calibri" w:hAnsi="Calibri"/>
+          <w:color w:val="1f2430"/>
+          <w:sz w:val="20"/>
+          <w:szCs w:val="20"/>
+        </w:rPr>
+        <w:t xml:space="preserve">If only K⁺ channels open, which way does K⁺ move — in or out? Does the inside become more + or more −?  If only Na⁺ channels open?</w:t>
+      </w:r>
+    </w:p>
+    <w:p>
+      <w:pPr>
+        <w:pBdr>
+          <w:bottom w:val="single" w:color="b0b0b0" w:sz="4" w:space="1"/>
+        </w:pBdr>
+        <w:spacing w:after="0" w:before="80"/>
+      </w:pPr>
+      <w:r>
+        <w:rPr>
+          <w:rFonts w:ascii="Calibri" w:cs="Calibri" w:eastAsia="Calibri" w:hAnsi="Calibri"/>
+          <w:color w:val="1f2430"/>
+          <w:sz w:val="20"/>
+          <w:szCs w:val="20"/>
+        </w:rPr>
+        <w:t xml:space="preserve"/>
+      </w:r>
+    </w:p>
+    <w:p>
+      <w:pPr>
+        <w:keepNext/>
+        <w:spacing w:after="40" w:line="252"/>
+      </w:pPr>
+      <w:r>
+        <w:rPr>
+          <w:rFonts w:ascii="Calibri" w:cs="Calibri" w:eastAsia="Calibri" w:hAnsi="Calibri"/>
+          <w:b/>
+          <w:bCs/>
+          <w:color w:val="7a4a00"/>
+          <w:sz w:val="17"/>
+          <w:szCs w:val="17"/>
+          <w:shd w:fill="fff1dc" w:val="clear"/>
+        </w:rPr>
+        <w:t xml:space="preserve">TALK FIRST  </w:t>
+      </w:r>
+      <w:r>
+        <w:rPr>
+          <w:rFonts w:ascii="Calibri" w:cs="Calibri" w:eastAsia="Calibri" w:hAnsi="Calibri"/>
+          <w:color w:val="1f2430"/>
+          <w:sz w:val="20"/>
+          <w:szCs w:val="20"/>
+        </w:rPr>
+        <w:t xml:space="preserve">The Na⁺/K⁺ pump uses ATP to push Na⁺ out and pull K⁺ in. Is its job to make the charge right now, or to keep the gradients that the channels use? What would your drawing look like if the pump had been off for an hour?</w:t>
+      </w:r>
+    </w:p>
+    <w:p>
+      <w:pPr>
+        <w:pBdr>
+          <w:bottom w:val="single" w:color="b0b0b0" w:sz="4" w:space="1"/>
+        </w:pBdr>
+        <w:spacing w:after="0" w:before="80"/>
+      </w:pPr>
+      <w:r>
+        <w:rPr>
+          <w:rFonts w:ascii="Calibri" w:cs="Calibri" w:eastAsia="Calibri" w:hAnsi="Calibri"/>
+          <w:color w:val="1f2430"/>
+          <w:sz w:val="20"/>
+          <w:szCs w:val="20"/>
+        </w:rPr>
+        <w:t xml:space="preserve"/>
+      </w:r>
+    </w:p>
+    <w:p>
+      <w:pPr>
+        <w:keepNext/>
+        <w:shd w:fill="e9eef8" w:val="clear"/>
+        <w:spacing w:after="60" w:before="200"/>
+      </w:pPr>
+      <w:r>
+        <w:rPr>
+          <w:rFonts w:ascii="Calibri" w:cs="Calibri" w:eastAsia="Calibri" w:hAnsi="Calibri"/>
+          <w:b/>
+          <w:bCs/>
+          <w:color w:val="1d3f7a"/>
+          <w:sz w:val="22"/>
+          <w:szCs w:val="22"/>
+        </w:rPr>
+        <w:t xml:space="preserve">  B · Working through the sim</w:t>
+      </w:r>
+      <w:r>
+        <w:rPr>
+          <w:rFonts w:ascii="Calibri" w:cs="Calibri" w:eastAsia="Calibri" w:hAnsi="Calibri"/>
+          <w:color w:val="4a5468"/>
+          <w:sz w:val="19"/>
+          <w:szCs w:val="19"/>
+        </w:rPr>
+        <w:t xml:space="preserve"/>
+      </w:r>
+    </w:p>
+    <w:p>
+      <w:pPr>
+        <w:keepNext/>
+        <w:pBdr>
+          <w:bottom w:val="single" w:color="b0b0b0" w:sz="6" w:space="2"/>
+        </w:pBdr>
+        <w:spacing w:after="40" w:before="130"/>
+      </w:pPr>
+      <w:r>
+        <w:rPr>
+          <w:rFonts w:ascii="Calibri" w:cs="Calibri" w:eastAsia="Calibri" w:hAnsi="Calibri"/>
+          <w:b/>
+          <w:bCs/>
+          <w:color w:val="ffffff"/>
+          <w:sz w:val="20"/>
+          <w:szCs w:val="20"/>
+          <w:shd w:fill="2f6fd6" w:val="clear"/>
+        </w:rPr>
+        <w:t xml:space="preserve"> 2 </w:t>
+      </w:r>
+      <w:r>
+        <w:rPr>
+          <w:rFonts w:ascii="Calibri" w:cs="Calibri" w:eastAsia="Calibri" w:hAnsi="Calibri"/>
+          <w:b/>
+          <w:bCs/>
+          <w:color w:val="1f2430"/>
+          <w:sz w:val="23"/>
+          <w:szCs w:val="23"/>
+        </w:rPr>
+        <w:t xml:space="preserve">  Parts of a muscle fibre</w:t>
+      </w:r>
+      <w:r>
+        <w:rPr>
+          <w:rFonts w:ascii="Calibri" w:cs="Calibri" w:eastAsia="Calibri" w:hAnsi="Calibri"/>
+          <w:i/>
+          <w:iCs/>
+          <w:color w:val="8a8a8a"/>
+          <w:sz w:val="20"/>
+          <w:szCs w:val="20"/>
+        </w:rPr>
+        <w:t xml:space="preserve">   ·   on screen: “Find the structure”</w:t>
+      </w:r>
+    </w:p>
+    <w:p>
+      <w:pPr>
+        <w:keepNext/>
+        <w:spacing w:after="40" w:line="252"/>
+      </w:pPr>
+      <w:r>
+        <w:rPr>
+          <w:rFonts w:ascii="Calibri" w:cs="Calibri" w:eastAsia="Calibri" w:hAnsi="Calibri"/>
+          <w:color w:val="1f2430"/>
+          <w:sz w:val="20"/>
+          <w:szCs w:val="20"/>
+        </w:rPr>
+        <w:t xml:space="preserve">For each part, its job in a few words (what it is for, not what it looks like), then number them in the order the signal reaches them.</w:t>
+      </w:r>
+    </w:p>
+    <w:tbl>
+      <w:tblPr>
+        <w:tblW w:type="dxa" w:w="10800"/>
+        <w:tblBorders>
+          <w:top w:val="single" w:color="auto" w:sz="4"/>
+          <w:left w:val="single" w:color="auto" w:sz="4"/>
+          <w:bottom w:val="single" w:color="auto" w:sz="4"/>
+          <w:right w:val="single" w:color="auto" w:sz="4"/>
+          <w:insideH w:val="single" w:color="auto" w:sz="4"/>
+          <w:insideV w:val="single" w:color="auto" w:sz="4"/>
+        </w:tblBorders>
+      </w:tblPr>
+      <w:tblGrid>
+        <w:gridCol w:w="3000"/>
+        <w:gridCol w:w="6000"/>
+        <w:gridCol w:w="1800"/>
+      </w:tblGrid>
+      <w:tr>
+        <w:tc>
+          <w:tcPr>
+            <w:tcW w:type="dxa" w:w="3000"/>
             <w:tcBorders>
               <w:top w:val="single" w:color="b0b0b0" w:sz="4"/>
               <w:left w:val="single" w:color="b0b0b0" w:sz="4"/>
@@ -296,7 +522,7 @@
         </w:tc>
         <w:tc>
           <w:tcPr>
-            <w:tcW w:type="dxa" w:w="5600"/>
+            <w:tcW w:type="dxa" w:w="6000"/>
             <w:tcBorders>
               <w:top w:val="single" w:color="b0b0b0" w:sz="4"/>
               <w:left w:val="single" w:color="b0b0b0" w:sz="4"/>
@@ -330,7 +556,7 @@
         </w:tc>
         <w:tc>
           <w:tcPr>
-            <w:tcW w:type="dxa" w:w="2300"/>
+            <w:tcW w:type="dxa" w:w="1800"/>
             <w:tcBorders>
               <w:top w:val="single" w:color="b0b0b0" w:sz="4"/>
               <w:left w:val="single" w:color="b0b0b0" w:sz="4"/>
@@ -358,7 +584,7 @@
                 <w:sz w:val="19"/>
                 <w:szCs w:val="19"/>
               </w:rPr>
-              <w:t xml:space="preserve">Hardest to find? (tick)</w:t>
+              <w:t xml:space="preserve">Order (1–5)</w:t>
             </w:r>
           </w:p>
         </w:tc>
@@ -366,7 +592,7 @@
       <w:tr>
         <w:tc>
           <w:tcPr>
-            <w:tcW w:type="dxa" w:w="2900"/>
+            <w:tcW w:type="dxa" w:w="3000"/>
             <w:tcBorders>
               <w:top w:val="single" w:color="b0b0b0" w:sz="4"/>
               <w:left w:val="single" w:color="b0b0b0" w:sz="4"/>
@@ -397,7 +623,7 @@
         </w:tc>
         <w:tc>
           <w:tcPr>
-            <w:tcW w:type="dxa" w:w="5600"/>
+            <w:tcW w:type="dxa" w:w="6000"/>
             <w:tcBorders>
               <w:top w:val="single" w:color="b0b0b0" w:sz="4"/>
               <w:left w:val="single" w:color="b0b0b0" w:sz="4"/>
@@ -428,7 +654,7 @@
         </w:tc>
         <w:tc>
           <w:tcPr>
-            <w:tcW w:type="dxa" w:w="2300"/>
+            <w:tcW w:type="dxa" w:w="1800"/>
             <w:tcBorders>
               <w:top w:val="single" w:color="b0b0b0" w:sz="4"/>
               <w:left w:val="single" w:color="b0b0b0" w:sz="4"/>
@@ -461,7 +687,7 @@
       <w:tr>
         <w:tc>
           <w:tcPr>
-            <w:tcW w:type="dxa" w:w="2900"/>
+            <w:tcW w:type="dxa" w:w="3000"/>
             <w:tcBorders>
               <w:top w:val="single" w:color="b0b0b0" w:sz="4"/>
               <w:left w:val="single" w:color="b0b0b0" w:sz="4"/>
@@ -492,7 +718,7 @@
         </w:tc>
         <w:tc>
           <w:tcPr>
-            <w:tcW w:type="dxa" w:w="5600"/>
+            <w:tcW w:type="dxa" w:w="6000"/>
             <w:tcBorders>
               <w:top w:val="single" w:color="b0b0b0" w:sz="4"/>
               <w:left w:val="single" w:color="b0b0b0" w:sz="4"/>
@@ -523,7 +749,7 @@
         </w:tc>
         <w:tc>
           <w:tcPr>
-            <w:tcW w:type="dxa" w:w="2300"/>
+            <w:tcW w:type="dxa" w:w="1800"/>
             <w:tcBorders>
               <w:top w:val="single" w:color="b0b0b0" w:sz="4"/>
               <w:left w:val="single" w:color="b0b0b0" w:sz="4"/>
@@ -556,7 +782,7 @@
       <w:tr>
         <w:tc>
           <w:tcPr>
-            <w:tcW w:type="dxa" w:w="2900"/>
+            <w:tcW w:type="dxa" w:w="3000"/>
             <w:tcBorders>
               <w:top w:val="single" w:color="b0b0b0" w:sz="4"/>
               <w:left w:val="single" w:color="b0b0b0" w:sz="4"/>
@@ -587,7 +813,7 @@
         </w:tc>
         <w:tc>
           <w:tcPr>
-            <w:tcW w:type="dxa" w:w="5600"/>
+            <w:tcW w:type="dxa" w:w="6000"/>
             <w:tcBorders>
               <w:top w:val="single" w:color="b0b0b0" w:sz="4"/>
               <w:left w:val="single" w:color="b0b0b0" w:sz="4"/>
@@ -618,7 +844,7 @@
         </w:tc>
         <w:tc>
           <w:tcPr>
-            <w:tcW w:type="dxa" w:w="2300"/>
+            <w:tcW w:type="dxa" w:w="1800"/>
             <w:tcBorders>
               <w:top w:val="single" w:color="b0b0b0" w:sz="4"/>
               <w:left w:val="single" w:color="b0b0b0" w:sz="4"/>
@@ -651,7 +877,7 @@
       <w:tr>
         <w:tc>
           <w:tcPr>
-            <w:tcW w:type="dxa" w:w="2900"/>
+            <w:tcW w:type="dxa" w:w="3000"/>
             <w:tcBorders>
               <w:top w:val="single" w:color="b0b0b0" w:sz="4"/>
               <w:left w:val="single" w:color="b0b0b0" w:sz="4"/>
@@ -682,7 +908,7 @@
         </w:tc>
         <w:tc>
           <w:tcPr>
-            <w:tcW w:type="dxa" w:w="5600"/>
+            <w:tcW w:type="dxa" w:w="6000"/>
             <w:tcBorders>
               <w:top w:val="single" w:color="b0b0b0" w:sz="4"/>
               <w:left w:val="single" w:color="b0b0b0" w:sz="4"/>
@@ -713,7 +939,7 @@
         </w:tc>
         <w:tc>
           <w:tcPr>
-            <w:tcW w:type="dxa" w:w="2300"/>
+            <w:tcW w:type="dxa" w:w="1800"/>
             <w:tcBorders>
               <w:top w:val="single" w:color="b0b0b0" w:sz="4"/>
               <w:left w:val="single" w:color="b0b0b0" w:sz="4"/>
@@ -746,7 +972,7 @@
       <w:tr>
         <w:tc>
           <w:tcPr>
-            <w:tcW w:type="dxa" w:w="2900"/>
+            <w:tcW w:type="dxa" w:w="3000"/>
             <w:tcBorders>
               <w:top w:val="single" w:color="b0b0b0" w:sz="4"/>
               <w:left w:val="single" w:color="b0b0b0" w:sz="4"/>
@@ -777,7 +1003,7 @@
         </w:tc>
         <w:tc>
           <w:tcPr>
-            <w:tcW w:type="dxa" w:w="5600"/>
+            <w:tcW w:type="dxa" w:w="6000"/>
             <w:tcBorders>
               <w:top w:val="single" w:color="b0b0b0" w:sz="4"/>
               <w:left w:val="single" w:color="b0b0b0" w:sz="4"/>
@@ -808,7 +1034,7 @@
         </w:tc>
         <w:tc>
           <w:tcPr>
-            <w:tcW w:type="dxa" w:w="2300"/>
+            <w:tcW w:type="dxa" w:w="1800"/>
             <w:tcBorders>
               <w:top w:val="single" w:color="b0b0b0" w:sz="4"/>
               <w:left w:val="single" w:color="b0b0b0" w:sz="4"/>
@@ -857,7 +1083,7 @@
           <w:szCs w:val="20"/>
           <w:shd w:fill="2f6fd6" w:val="clear"/>
         </w:rPr>
-        <w:t xml:space="preserve"> 5 </w:t>
+        <w:t xml:space="preserve"> 3 </w:t>
       </w:r>
       <w:r>
         <w:rPr>
@@ -868,7 +1094,7 @@
           <w:sz w:val="23"/>
           <w:szCs w:val="23"/>
         </w:rPr>
-        <w:t xml:space="preserve">  Threshold and all-or-none</w:t>
+        <w:t xml:space="preserve">  The resting membrane</w:t>
       </w:r>
       <w:r>
         <w:rPr>
@@ -879,11 +1105,70 @@
           <w:sz w:val="20"/>
           <w:szCs w:val="20"/>
         </w:rPr>
+        <w:t xml:space="preserve">   ·   on screen: “the concentration table on screen”</w:t>
+      </w:r>
+    </w:p>
+    <w:p>
+      <w:pPr>
+        <w:keepNext/>
+        <w:spacing w:after="40" w:line="252"/>
+      </w:pPr>
+      <w:r>
+        <w:rPr>
+          <w:rFonts w:ascii="Calibri" w:cs="Calibri" w:eastAsia="Calibri" w:hAnsi="Calibri"/>
+          <w:color w:val="1f2430"/>
+          <w:sz w:val="20"/>
+          <w:szCs w:val="20"/>
+        </w:rPr>
+        <w:t xml:space="preserve">Check your Part A drawing against the concentrations on screen. Correct it in a different colour. What, if anything, did you have the wrong way round? ______________________________________________</w:t>
+      </w:r>
+    </w:p>
+    <w:p>
+      <w:pPr>
+        <w:keepNext/>
+        <w:pBdr>
+          <w:bottom w:val="single" w:color="b0b0b0" w:sz="6" w:space="2"/>
+        </w:pBdr>
+        <w:spacing w:after="40" w:before="130"/>
+      </w:pPr>
+      <w:r>
+        <w:rPr>
+          <w:rFonts w:ascii="Calibri" w:cs="Calibri" w:eastAsia="Calibri" w:hAnsi="Calibri"/>
+          <w:b/>
+          <w:bCs/>
+          <w:color w:val="ffffff"/>
+          <w:sz w:val="20"/>
+          <w:szCs w:val="20"/>
+          <w:shd w:fill="2f6fd6" w:val="clear"/>
+        </w:rPr>
+        <w:t xml:space="preserve"> 5 </w:t>
+      </w:r>
+      <w:r>
+        <w:rPr>
+          <w:rFonts w:ascii="Calibri" w:cs="Calibri" w:eastAsia="Calibri" w:hAnsi="Calibri"/>
+          <w:b/>
+          <w:bCs/>
+          <w:color w:val="1f2430"/>
+          <w:sz w:val="23"/>
+          <w:szCs w:val="23"/>
+        </w:rPr>
+        <w:t xml:space="preserve">  Threshold and all-or-none</w:t>
+      </w:r>
+      <w:r>
+        <w:rPr>
+          <w:rFonts w:ascii="Calibri" w:cs="Calibri" w:eastAsia="Calibri" w:hAnsi="Calibri"/>
+          <w:i/>
+          <w:iCs/>
+          <w:color w:val="8a8a8a"/>
+          <w:sz w:val="20"/>
+          <w:szCs w:val="20"/>
+        </w:rPr>
         <w:t xml:space="preserve">   ·   on screen: “Channels with a voltage sensor · Double the shock”</w:t>
       </w:r>
     </w:p>
     <w:p>
       <w:pPr>
+        <w:keepNext/>
         <w:spacing w:after="40" w:line="252"/>
       </w:pPr>
       <w:r>
@@ -893,11 +1178,12 @@
           <w:sz w:val="20"/>
           <w:szCs w:val="20"/>
         </w:rPr>
-        <w:t xml:space="preserve">The sim paused the moment the first Na⁺ channels opened. Vm at that moment: ________ mV — the threshold.  Which shock finally fired it? ________ %</w:t>
-      </w:r>
-    </w:p>
-    <w:p>
-      <w:pPr>
+        <w:t xml:space="preserve">Shocks of 20, 40, 60 and 80 % each pushed Vm up, and each time it fell straight back. The 100 % shock fired a full impulse. Vm at the moment the sim paused — when the first Na⁺ channels opened — is the threshold: ________ mV.</w:t>
+      </w:r>
+    </w:p>
+    <w:p>
+      <w:pPr>
+        <w:keepNext/>
         <w:spacing w:after="40" w:line="252"/>
       </w:pPr>
       <w:r>
@@ -919,7 +1205,7 @@
           <w:sz w:val="20"/>
           <w:szCs w:val="20"/>
         </w:rPr>
-        <w:t xml:space="preserve">Shock at 100 % and at 200 %: peaks ________ mV and ________ mV.   Why does a bigger shock not make a bigger impulse?</w:t>
+        <w:t xml:space="preserve">What was the membrane doing at 100 % that it was not doing at 80 %? (Hint: what does Na⁺ coming in do to the other Na⁺ channels?)</w:t>
       </w:r>
     </w:p>
     <w:p>
@@ -942,6 +1228,97 @@
     <w:p>
       <w:pPr>
         <w:keepNext/>
+        <w:spacing w:after="40" w:line="252"/>
+      </w:pPr>
+      <w:r>
+        <w:rPr>
+          <w:rFonts w:ascii="Calibri" w:cs="Calibri" w:eastAsia="Calibri" w:hAnsi="Calibri"/>
+          <w:color w:val="1f2430"/>
+          <w:sz w:val="20"/>
+          <w:szCs w:val="20"/>
+        </w:rPr>
+        <w:t xml:space="preserve">Complete the loop:  Na⁺ channels open → Na⁺ comes ______ → the inside becomes more ______ → ______ Na⁺ channels open → …   What pulls Vm back down after a small shock, before this loop can get going? ____________________</w:t>
+      </w:r>
+    </w:p>
+    <w:p>
+      <w:pPr>
+        <w:keepNext/>
+        <w:spacing w:after="40" w:line="252"/>
+      </w:pPr>
+      <w:r>
+        <w:rPr>
+          <w:rFonts w:ascii="Calibri" w:cs="Calibri" w:eastAsia="Calibri" w:hAnsi="Calibri"/>
+          <w:color w:val="1f2430"/>
+          <w:sz w:val="20"/>
+          <w:szCs w:val="20"/>
+        </w:rPr>
+        <w:t xml:space="preserve">Shock at 100 % and at 200 %: the two impulses were (circle one)   the same size   /   different.   Why does a bigger shock not make a bigger impulse?</w:t>
+      </w:r>
+    </w:p>
+    <w:p>
+      <w:pPr>
+        <w:pBdr>
+          <w:bottom w:val="single" w:color="b0b0b0" w:sz="4" w:space="1"/>
+        </w:pBdr>
+        <w:spacing w:after="0" w:before="80"/>
+      </w:pPr>
+      <w:r>
+        <w:rPr>
+          <w:rFonts w:ascii="Calibri" w:cs="Calibri" w:eastAsia="Calibri" w:hAnsi="Calibri"/>
+          <w:color w:val="1f2430"/>
+          <w:sz w:val="20"/>
+          <w:szCs w:val="20"/>
+        </w:rPr>
+        <w:t xml:space="preserve"/>
+      </w:r>
+    </w:p>
+    <w:p>
+      <w:pPr>
+        <w:keepNext/>
+        <w:spacing w:after="40" w:line="252"/>
+      </w:pPr>
+      <w:r>
+        <w:rPr>
+          <w:rFonts w:ascii="Calibri" w:cs="Calibri" w:eastAsia="Calibri" w:hAnsi="Calibri"/>
+          <w:b/>
+          <w:bCs/>
+          <w:color w:val="7a4a00"/>
+          <w:sz w:val="17"/>
+          <w:szCs w:val="17"/>
+          <w:shd w:fill="fff1dc" w:val="clear"/>
+        </w:rPr>
+        <w:t xml:space="preserve">TALK FIRST  </w:t>
+      </w:r>
+      <w:r>
+        <w:rPr>
+          <w:rFonts w:ascii="Calibri" w:cs="Calibri" w:eastAsia="Calibri" w:hAnsi="Calibri"/>
+          <w:color w:val="1f2430"/>
+          <w:sz w:val="20"/>
+          <w:szCs w:val="20"/>
+        </w:rPr>
+        <w:t xml:space="preserve">Which everyday thing is threshold most like — a dimmer switch, a sneeze, or a ball pushed up a hill? Say why. In the fibre, what is the push, and what is the falling back?</w:t>
+      </w:r>
+    </w:p>
+    <w:p>
+      <w:pPr>
+        <w:pBdr>
+          <w:bottom w:val="single" w:color="b0b0b0" w:sz="4" w:space="1"/>
+        </w:pBdr>
+        <w:spacing w:after="0" w:before="80"/>
+      </w:pPr>
+      <w:r>
+        <w:rPr>
+          <w:rFonts w:ascii="Calibri" w:cs="Calibri" w:eastAsia="Calibri" w:hAnsi="Calibri"/>
+          <w:color w:val="1f2430"/>
+          <w:sz w:val="20"/>
+          <w:szCs w:val="20"/>
+        </w:rPr>
+        <w:t xml:space="preserve"/>
+      </w:r>
+    </w:p>
+    <w:p>
+      <w:pPr>
+        <w:keepNext/>
         <w:pBdr>
           <w:bottom w:val="single" w:color="b0b0b0" w:sz="6" w:space="2"/>
         </w:pBdr>
@@ -984,6 +1361,7 @@
     </w:p>
     <w:p>
       <w:pPr>
+        <w:keepNext/>
         <w:spacing w:after="40" w:line="252"/>
       </w:pPr>
       <w:r>
@@ -1500,6 +1878,7 @@
     </w:tbl>
     <w:p>
       <w:pPr>
+        <w:keepNext/>
         <w:spacing w:after="40" w:line="252"/>
       </w:pPr>
       <w:r>
@@ -1586,20 +1965,7 @@
     </w:p>
     <w:p>
       <w:pPr>
-        <w:spacing w:after="40" w:line="252"/>
-      </w:pPr>
-      <w:r>
-        <w:rPr>
-          <w:rFonts w:ascii="Calibri" w:cs="Calibri" w:eastAsia="Calibri" w:hAnsi="Calibri"/>
-          <w:color w:val="1f2430"/>
-          <w:sz w:val="20"/>
-          <w:szCs w:val="20"/>
-        </w:rPr>
-        <w:t xml:space="preserve">The far end fired ________ ms after the electrode 5 mm along: ________ mm in ________ ms, about ________ m/s.</w:t>
-      </w:r>
-    </w:p>
-    <w:p>
-      <w:pPr>
+        <w:keepNext/>
         <w:spacing w:after="40" w:line="252"/>
       </w:pPr>
       <w:r>
@@ -1621,7 +1987,7 @@
           <w:sz w:val="20"/>
           <w:szCs w:val="20"/>
         </w:rPr>
-        <w:t xml:space="preserve">Why does the impulse never turn round and travel back the way it came?</w:t>
+        <w:t xml:space="preserve">The impulse ran to both ends. Why does it never turn round and travel back the way it came?</w:t>
       </w:r>
     </w:p>
     <w:p>
@@ -1686,20 +2052,7 @@
     </w:p>
     <w:p>
       <w:pPr>
-        <w:spacing w:after="40" w:line="252"/>
-      </w:pPr>
-      <w:r>
-        <w:rPr>
-          <w:rFonts w:ascii="Calibri" w:cs="Calibri" w:eastAsia="Calibri" w:hAnsi="Calibri"/>
-          <w:color w:val="1f2430"/>
-          <w:sz w:val="20"/>
-          <w:szCs w:val="20"/>
-        </w:rPr>
-        <w:t xml:space="preserve">After one shock, cytosolic Ca²⁺ peaked at ________ µM.</w:t>
-      </w:r>
-    </w:p>
-    <w:p>
-      <w:pPr>
+        <w:keepNext/>
         <w:spacing w:after="40" w:line="252"/>
       </w:pPr>
       <w:r>
@@ -1721,11 +2074,12 @@
           <w:sz w:val="20"/>
           <w:szCs w:val="20"/>
         </w:rPr>
-        <w:t xml:space="preserve">VOTE before you run the Ca²⁺-free bath — will the fibre still twitch?   Yes  [ ] [ ] [ ] [ ]     No  [ ] [ ] [ ] [ ]   (one tick per person)</w:t>
-      </w:r>
-    </w:p>
-    <w:p>
-      <w:pPr>
+        <w:t xml:space="preserve">VOTE before you run the Ca²⁺-free bath — with no Ca²⁺ outside the fibre, will it still twitch?   Yes  [ ] [ ] [ ] [ ]     No  [ ] [ ] [ ] [ ]   (one tick per person)</w:t>
+      </w:r>
+    </w:p>
+    <w:p>
+      <w:pPr>
+        <w:keepNext/>
         <w:spacing w:after="40" w:line="252"/>
       </w:pPr>
       <w:r>
@@ -1735,7 +2089,7 @@
           <w:sz w:val="20"/>
           <w:szCs w:val="20"/>
         </w:rPr>
-        <w:t xml:space="preserve">Result: peak force ________ .  So where did the Ca²⁺ for the twitch come from? ______________________________________</w:t>
+        <w:t xml:space="preserve">Result (circle one):  full twitch   /   weaker twitch   /   nothing.   So where does the Ca²⁺ for a contraction come from? ______________________________</w:t>
       </w:r>
     </w:p>
     <w:p>
@@ -1783,6 +2137,7 @@
     </w:p>
     <w:p>
       <w:pPr>
+        <w:keepNext/>
         <w:spacing w:after="40" w:line="252"/>
       </w:pPr>
       <w:r>
@@ -1792,21 +2147,68 @@
           <w:sz w:val="20"/>
           <w:szCs w:val="20"/>
         </w:rPr>
-        <w:t xml:space="preserve">Two different jobs in these scenes need ATP. Name both:  1. ____________  2. ____________</w:t>
-      </w:r>
-    </w:p>
-    <w:p>
-      <w:pPr>
+        <w:t xml:space="preserve">When someone dies, their cells stop making ATP. Using this scene, explain why the body stiffens a few hours later — and why it goes stiff rather than limp.</w:t>
+      </w:r>
+    </w:p>
+    <w:p>
+      <w:pPr>
+        <w:pBdr>
+          <w:bottom w:val="single" w:color="b0b0b0" w:sz="4" w:space="1"/>
+        </w:pBdr>
+        <w:spacing w:after="0" w:before="80"/>
+      </w:pPr>
+      <w:r>
+        <w:rPr>
+          <w:rFonts w:ascii="Calibri" w:cs="Calibri" w:eastAsia="Calibri" w:hAnsi="Calibri"/>
+          <w:color w:val="1f2430"/>
+          <w:sz w:val="20"/>
+          <w:szCs w:val="20"/>
+        </w:rPr>
+        <w:t xml:space="preserve"/>
+      </w:r>
+    </w:p>
+    <w:p>
+      <w:pPr>
+        <w:keepNext/>
         <w:spacing w:after="40" w:line="252"/>
       </w:pPr>
       <w:r>
         <w:rPr>
           <w:rFonts w:ascii="Calibri" w:cs="Calibri" w:eastAsia="Calibri" w:hAnsi="Calibri"/>
-          <w:color w:val="1f2430"/>
-          <w:sz w:val="20"/>
-          <w:szCs w:val="20"/>
-        </w:rPr>
-        <w:t xml:space="preserve">With no ATP, force after the twitch stays at ________ and never comes down. The name for this state: ______________________</w:t>
+          <w:b/>
+          <w:bCs/>
+          <w:color w:val="7a4a00"/>
+          <w:sz w:val="17"/>
+          <w:szCs w:val="17"/>
+          <w:shd w:fill="fff1dc" w:val="clear"/>
+        </w:rPr>
+        <w:t xml:space="preserve">TALK FIRST  </w:t>
+      </w:r>
+      <w:r>
+        <w:rPr>
+          <w:rFonts w:ascii="Calibri" w:cs="Calibri" w:eastAsia="Calibri" w:hAnsi="Calibri"/>
+          <w:color w:val="1f2430"/>
+          <w:sz w:val="20"/>
+          <w:szCs w:val="20"/>
+        </w:rPr>
+        <w:t xml:space="preserve">Is a stiff muscle after death contracting? What is it actually doing? (Two things need ATP here; name both.)</w:t>
+      </w:r>
+    </w:p>
+    <w:p>
+      <w:pPr>
+        <w:pBdr>
+          <w:bottom w:val="single" w:color="b0b0b0" w:sz="4" w:space="1"/>
+        </w:pBdr>
+        <w:spacing w:after="0" w:before="80"/>
+      </w:pPr>
+      <w:r>
+        <w:rPr>
+          <w:rFonts w:ascii="Calibri" w:cs="Calibri" w:eastAsia="Calibri" w:hAnsi="Calibri"/>
+          <w:color w:val="1f2430"/>
+          <w:sz w:val="20"/>
+          <w:szCs w:val="20"/>
+        </w:rPr>
+        <w:t xml:space="preserve"/>
       </w:r>
     </w:p>
     <w:p>
@@ -1854,6 +2256,7 @@
     </w:p>
     <w:p>
       <w:pPr>
+        <w:keepNext/>
         <w:spacing w:after="40" w:line="252"/>
       </w:pPr>
       <w:r>
@@ -2141,20 +2544,7 @@
     </w:tbl>
     <w:p>
       <w:pPr>
-        <w:spacing w:after="40" w:line="252"/>
-      </w:pPr>
-      <w:r>
-        <w:rPr>
-          <w:rFonts w:ascii="Calibri" w:cs="Calibri" w:eastAsia="Calibri" w:hAnsi="Calibri"/>
-          <w:color w:val="1f2430"/>
-          <w:sz w:val="20"/>
-          <w:szCs w:val="20"/>
-        </w:rPr>
-        <w:t xml:space="preserve">“Which lasts longest?” — measured on the trace: impulse ________ ms · Ca²⁺ up ________ ms · force ________ ms.</w:t>
-      </w:r>
-    </w:p>
-    <w:p>
-      <w:pPr>
+        <w:keepNext/>
         <w:spacing w:after="40" w:line="252"/>
       </w:pPr>
       <w:r>
@@ -2176,7 +2566,7 @@
           <w:sz w:val="20"/>
           <w:szCs w:val="20"/>
         </w:rPr>
-        <w:t xml:space="preserve">Which lasts longest, and why does that gap matter for the next scene?</w:t>
+        <w:t xml:space="preserve">Which lasts longest (circle one):  the impulse   /   the Ca²⁺   /   the force.   Why does that gap matter for the next scene?</w:t>
       </w:r>
     </w:p>
     <w:p>
@@ -2241,6 +2631,7 @@
     </w:p>
     <w:p>
       <w:pPr>
+        <w:keepNext/>
         <w:spacing w:after="40" w:line="252"/>
       </w:pPr>
       <w:r>
@@ -2250,11 +2641,12 @@
           <w:sz w:val="20"/>
           <w:szCs w:val="20"/>
         </w:rPr>
-        <w:t xml:space="preserve">Single twitch peak ________.  Two shocks 20 ms apart: peak ________ (________ × a twitch).  Force fused at ________ Hz: peak ________.</w:t>
-      </w:r>
-    </w:p>
-    <w:p>
-      <w:pPr>
+        <w:t xml:space="preserve">Two shocks 20 ms apart. The second impulse was (circle)  bigger / smaller / the same.   The force was (circle)  bigger / smaller / the same.</w:t>
+      </w:r>
+    </w:p>
+    <w:p>
+      <w:pPr>
+        <w:keepNext/>
         <w:spacing w:after="40" w:line="252"/>
       </w:pPr>
       <w:r>
@@ -2276,7 +2668,7 @@
           <w:sz w:val="20"/>
           <w:szCs w:val="20"/>
         </w:rPr>
-        <w:t xml:space="preserve">Look at the Vm trace during the tetanus. Did the impulses get bigger, merge into one, or stay the same? So what actually fused?</w:t>
+        <w:t xml:space="preserve">So what adds up, and what does not? When you raised the rate until the force went smooth, what ran out of time between impulses?</w:t>
       </w:r>
     </w:p>
     <w:p>
@@ -2298,6 +2690,7 @@
     </w:p>
     <w:p>
       <w:pPr>
+        <w:keepNext/>
         <w:spacing w:after="40" w:line="252"/>
       </w:pPr>
       <w:r>
@@ -2307,7 +2700,7 @@
           <w:sz w:val="20"/>
           <w:szCs w:val="20"/>
         </w:rPr>
-        <w:t xml:space="preserve">When you hold a cup steady, are the fibres in your arm twitching or in tetanus? ____________ (for the demo)</w:t>
+        <w:t xml:space="preserve">When you hold a cup steady, are the fibres in your arm twitching, or in tetanus? ____________________  (needed in Part C)</w:t>
       </w:r>
     </w:p>
     <w:p>
@@ -2350,11 +2743,12 @@
           <w:sz w:val="20"/>
           <w:szCs w:val="20"/>
         </w:rPr>
-        <w:t xml:space="preserve">   ·   on screen: “The end-plate potential by itself”</w:t>
-      </w:r>
-    </w:p>
-    <w:p>
-      <w:pPr>
+        <w:t xml:space="preserve">   ·   on screen: “The end-plate potential by itself · Block half”</w:t>
+      </w:r>
+    </w:p>
+    <w:p>
+      <w:pPr>
+        <w:keepNext/>
         <w:spacing w:after="40" w:line="252"/>
       </w:pPr>
       <w:r>
@@ -2364,11 +2758,12 @@
           <w:sz w:val="20"/>
           <w:szCs w:val="20"/>
         </w:rPr>
-        <w:t xml:space="preserve">With the Na⁺ channels switched off, the receptors alone pushed Vm to ________ mV — about ________ × what threshold needs. This spare capacity is the safety margin.</w:t>
-      </w:r>
-    </w:p>
-    <w:p>
-      <w:pPr>
+        <w:t xml:space="preserve">With the Na⁺ channels switched off, the receptors alone pushed Vm (circle one)   short of threshold   /   just to threshold   /   well past threshold.</w:t>
+      </w:r>
+    </w:p>
+    <w:p>
+      <w:pPr>
+        <w:keepNext/>
         <w:spacing w:after="40" w:line="252"/>
       </w:pPr>
       <w:r>
@@ -2390,7 +2785,7 @@
           <w:sz w:val="20"/>
           <w:szCs w:val="20"/>
         </w:rPr>
-        <w:t xml:space="preserve">With half the receptors blocked, the twitch was ______________________ compared with control.   What would have to happen for a command to fail? (Think: myasthenia, or a muscle relaxant.)</w:t>
+        <w:t xml:space="preserve">With half the receptors blocked, the twitch was (circle one)   smaller   /   the same.   So what would have to happen for a command from the nerve to fail?</w:t>
       </w:r>
     </w:p>
     <w:p>
@@ -2413,48 +2808,33 @@
     <w:p>
       <w:pPr>
         <w:keepNext/>
-        <w:pBdr>
-          <w:bottom w:val="single" w:color="b0b0b0" w:sz="6" w:space="2"/>
-        </w:pBdr>
-        <w:spacing w:after="40" w:before="130"/>
-      </w:pPr>
-      <w:r>
-        <w:rPr>
-          <w:rFonts w:ascii="Calibri" w:cs="Calibri" w:eastAsia="Calibri" w:hAnsi="Calibri"/>
-          <w:b/>
-          <w:bCs/>
-          <w:color w:val="ffffff"/>
-          <w:sz w:val="20"/>
-          <w:szCs w:val="20"/>
-          <w:shd w:fill="2f6fd6" w:val="clear"/>
-        </w:rPr>
-        <w:t xml:space="preserve"> Lab </w:t>
-      </w:r>
-      <w:r>
-        <w:rPr>
-          <w:rFonts w:ascii="Calibri" w:cs="Calibri" w:eastAsia="Calibri" w:hAnsi="Calibri"/>
-          <w:b/>
-          <w:bCs/>
-          <w:color w:val="1f2430"/>
-          <w:sz w:val="23"/>
-          <w:szCs w:val="23"/>
-        </w:rPr>
-        <w:t xml:space="preserve">  One patient each</w:t>
-      </w:r>
-      <w:r>
-        <w:rPr>
-          <w:rFonts w:ascii="Calibri" w:cs="Calibri" w:eastAsia="Calibri" w:hAnsi="Calibri"/>
-          <w:i/>
-          <w:iCs/>
-          <w:color w:val="8a8a8a"/>
-          <w:sz w:val="20"/>
-          <w:szCs w:val="20"/>
-        </w:rPr>
-        <w:t xml:space="preserve">   ·   on screen: “the scenario cards”</w:t>
-      </w:r>
-    </w:p>
-    <w:p>
-      <w:pPr>
+        <w:shd w:fill="e9eef8" w:val="clear"/>
+        <w:spacing w:after="60" w:before="200"/>
+      </w:pPr>
+      <w:r>
+        <w:rPr>
+          <w:rFonts w:ascii="Calibri" w:cs="Calibri" w:eastAsia="Calibri" w:hAnsi="Calibri"/>
+          <w:b/>
+          <w:bCs/>
+          <w:color w:val="1d3f7a"/>
+          <w:sz w:val="22"/>
+          <w:szCs w:val="22"/>
+        </w:rPr>
+        <w:t xml:space="preserve">  C · After the sim: your own muscle</w:t>
+      </w:r>
+      <w:r>
+        <w:rPr>
+          <w:rFonts w:ascii="Calibri" w:cs="Calibri" w:eastAsia="Calibri" w:hAnsi="Calibri"/>
+          <w:color w:val="4a5468"/>
+          <w:sz w:val="19"/>
+          <w:szCs w:val="19"/>
+        </w:rPr>
+        <w:t xml:space="preserve">   the EMG demo — write each prediction before you look</w:t>
+      </w:r>
+    </w:p>
+    <w:p>
+      <w:pPr>
+        <w:keepNext/>
         <w:spacing w:after="40" w:line="252"/>
       </w:pPr>
       <w:r>
@@ -2464,7 +2844,37 @@
           <w:sz w:val="20"/>
           <w:szCs w:val="20"/>
         </w:rPr>
-        <w:t xml:space="preserve">Each person takes one card: Rocuronium · Hyperkalaemia · Myasthenia gravis · Malignant hyperthermia. Run it, then explain to the patient (or their family), in plain words, what has gone wrong at the level of the fibre and what the treatment does. Read each other’s.</w:t>
+        <w:t xml:space="preserve">Look back at your cup answer in scene 12. Your instructor will contract a muscle once, briefly. The sim showed one impulse for one twitch. How many impulses will the EMG show — one, or many? ______________</w:t>
+      </w:r>
+    </w:p>
+    <w:p>
+      <w:pPr>
+        <w:keepNext/>
+        <w:spacing w:after="40" w:line="252"/>
+      </w:pPr>
+      <w:r>
+        <w:rPr>
+          <w:rFonts w:ascii="Calibri" w:cs="Calibri" w:eastAsia="Calibri" w:hAnsi="Calibri"/>
+          <w:color w:val="1f2430"/>
+          <w:sz w:val="20"/>
+          <w:szCs w:val="20"/>
+        </w:rPr>
+        <w:t xml:space="preserve">Gentle squeeze, then hard squeeze. Will the signal get taller, busier, or both? ______________</w:t>
+      </w:r>
+    </w:p>
+    <w:p>
+      <w:pPr>
+        <w:keepNext/>
+        <w:spacing w:after="40" w:line="252"/>
+      </w:pPr>
+      <w:r>
+        <w:rPr>
+          <w:rFonts w:ascii="Calibri" w:cs="Calibri" w:eastAsia="Calibri" w:hAnsi="Calibri"/>
+          <w:color w:val="1f2430"/>
+          <w:sz w:val="20"/>
+          <w:szCs w:val="20"/>
+        </w:rPr>
+        <w:t xml:space="preserve">Afterwards: what did you actually see, and which scene of the sim explains it?</w:t>
       </w:r>
     </w:p>
     <w:p>
@@ -2486,125 +2896,6 @@
     </w:p>
     <w:p>
       <w:pPr>
-        <w:pBdr>
-          <w:bottom w:val="single" w:color="b0b0b0" w:sz="4" w:space="1"/>
-        </w:pBdr>
-        <w:spacing w:after="0" w:before="80"/>
-      </w:pPr>
-      <w:r>
-        <w:rPr>
-          <w:rFonts w:ascii="Calibri" w:cs="Calibri" w:eastAsia="Calibri" w:hAnsi="Calibri"/>
-          <w:color w:val="1f2430"/>
-          <w:sz w:val="20"/>
-          <w:szCs w:val="20"/>
-        </w:rPr>
-        <w:t xml:space="preserve"/>
-      </w:r>
-    </w:p>
-    <w:p>
-      <w:pPr>
-        <w:keepNext/>
-        <w:pBdr>
-          <w:bottom w:val="single" w:color="b0b0b0" w:sz="6" w:space="2"/>
-        </w:pBdr>
-        <w:spacing w:after="40" w:before="130"/>
-      </w:pPr>
-      <w:r>
-        <w:rPr>
-          <w:rFonts w:ascii="Calibri" w:cs="Calibri" w:eastAsia="Calibri" w:hAnsi="Calibri"/>
-          <w:b/>
-          <w:bCs/>
-          <w:color w:val="ffffff"/>
-          <w:sz w:val="20"/>
-          <w:szCs w:val="20"/>
-          <w:shd w:fill="2f6fd6" w:val="clear"/>
-        </w:rPr>
-        <w:t xml:space="preserve"> Demo </w:t>
-      </w:r>
-      <w:r>
-        <w:rPr>
-          <w:rFonts w:ascii="Calibri" w:cs="Calibri" w:eastAsia="Calibri" w:hAnsi="Calibri"/>
-          <w:b/>
-          <w:bCs/>
-          <w:color w:val="1f2430"/>
-          <w:sz w:val="23"/>
-          <w:szCs w:val="23"/>
-        </w:rPr>
-        <w:t xml:space="preserve">  Your own muscle: the EMG</w:t>
-      </w:r>
-      <w:r>
-        <w:rPr>
-          <w:rFonts w:ascii="Calibri" w:cs="Calibri" w:eastAsia="Calibri" w:hAnsi="Calibri"/>
-          <w:i/>
-          <w:iCs/>
-          <w:color w:val="8a8a8a"/>
-          <w:sz w:val="20"/>
-          <w:szCs w:val="20"/>
-        </w:rPr>
-        <w:t xml:space="preserve">   ·   on screen: “write each prediction before you look”</w:t>
-      </w:r>
-    </w:p>
-    <w:p>
-      <w:pPr>
-        <w:spacing w:after="40" w:line="252"/>
-      </w:pPr>
-      <w:r>
-        <w:rPr>
-          <w:rFonts w:ascii="Calibri" w:cs="Calibri" w:eastAsia="Calibri" w:hAnsi="Calibri"/>
-          <w:color w:val="1f2430"/>
-          <w:sz w:val="20"/>
-          <w:szCs w:val="20"/>
-        </w:rPr>
-        <w:t xml:space="preserve">The sim showed one spike for one twitch. Your instructor will contract a muscle once, briefly. How many spikes will the EMG show? ______________</w:t>
-      </w:r>
-    </w:p>
-    <w:p>
-      <w:pPr>
-        <w:spacing w:after="40" w:line="252"/>
-      </w:pPr>
-      <w:r>
-        <w:rPr>
-          <w:rFonts w:ascii="Calibri" w:cs="Calibri" w:eastAsia="Calibri" w:hAnsi="Calibri"/>
-          <w:color w:val="1f2430"/>
-          <w:sz w:val="20"/>
-          <w:szCs w:val="20"/>
-        </w:rPr>
-        <w:t xml:space="preserve">Gentle squeeze, then hard squeeze. Will the signal get taller, busier, or both? ______________</w:t>
-      </w:r>
-    </w:p>
-    <w:p>
-      <w:pPr>
-        <w:spacing w:after="40" w:line="252"/>
-      </w:pPr>
-      <w:r>
-        <w:rPr>
-          <w:rFonts w:ascii="Calibri" w:cs="Calibri" w:eastAsia="Calibri" w:hAnsi="Calibri"/>
-          <w:color w:val="1f2430"/>
-          <w:sz w:val="20"/>
-          <w:szCs w:val="20"/>
-        </w:rPr>
-        <w:t xml:space="preserve">Afterwards: what did you actually see, and which scene of the sim explains it?</w:t>
-      </w:r>
-    </w:p>
-    <w:p>
-      <w:pPr>
-        <w:pBdr>
-          <w:bottom w:val="single" w:color="b0b0b0" w:sz="4" w:space="1"/>
-        </w:pBdr>
-        <w:spacing w:after="0" w:before="80"/>
-      </w:pPr>
-      <w:r>
-        <w:rPr>
-          <w:rFonts w:ascii="Calibri" w:cs="Calibri" w:eastAsia="Calibri" w:hAnsi="Calibri"/>
-          <w:color w:val="1f2430"/>
-          <w:sz w:val="20"/>
-          <w:szCs w:val="20"/>
-        </w:rPr>
-        <w:t xml:space="preserve"/>
-      </w:r>
-    </w:p>
-    <w:p>
-      <w:pPr>
         <w:pageBreakBefore/>
         <w:spacing w:after="40"/>
       </w:pPr>
@@ -2631,7 +2922,7 @@
           <w:sz w:val="20"/>
           <w:szCs w:val="20"/>
         </w:rPr>
-        <w:t xml:space="preserve">Numbers are what the model produces with the sim’s default settings; students’ readings will be within a few percent. Where the sim measures live, a range is given.</w:t>
+        <w:t xml:space="preserve">Answers in the terms the sim uses. The one number asked for is threshold; other model values are given only where a circle needs the fact behind it.</w:t>
       </w:r>
     </w:p>
     <w:p>
@@ -2661,6 +2952,31 @@
           <w:sz w:val="20"/>
           <w:szCs w:val="20"/>
         </w:rPr>
+        <w:t xml:space="preserve">A  </w:t>
+      </w:r>
+      <w:r>
+        <w:rPr>
+          <w:rFonts w:ascii="Calibri" w:cs="Calibri" w:eastAsia="Calibri" w:hAnsi="Calibri"/>
+          <w:color w:val="1f2430"/>
+          <w:sz w:val="20"/>
+          <w:szCs w:val="20"/>
+        </w:rPr>
+        <w:t xml:space="preserve">Outside: Na⁺, Ca²⁺, Cl⁻ high. Inside: K⁺ high, A⁻ trapped, inside negative (≈ −85 mV). K⁺ channels open → K⁺ out → inside more negative. Na⁺ channels open → Na⁺ in → inside more positive. The pump keeps the gradients; it does not make the charge in the moment — switch it off and Vm barely changes for a long time (the sim lets them try this in the Lab). Off for an hour: the gradients run down, the drawing goes flat, nothing can fire.</w:t>
+      </w:r>
+    </w:p>
+    <w:p>
+      <w:pPr>
+        <w:spacing w:after="90" w:line="252"/>
+      </w:pPr>
+      <w:r>
+        <w:rPr>
+          <w:rFonts w:ascii="Calibri" w:cs="Calibri" w:eastAsia="Calibri" w:hAnsi="Calibri"/>
+          <w:b/>
+          <w:bCs/>
+          <w:color w:val="2f6fd6"/>
+          <w:sz w:val="20"/>
+          <w:szCs w:val="20"/>
+        </w:rPr>
         <w:t xml:space="preserve">2  </w:t>
       </w:r>
       <w:r>
@@ -2670,7 +2986,7 @@
           <w:sz w:val="20"/>
           <w:szCs w:val="20"/>
         </w:rPr>
-        <w:t xml:space="preserve">Sarcolemma carries the impulse over the surface; T-tubules carry it inward; SR stores Ca²⁺ (the cisternae beside each tubule release it); myofibrils do the pulling; the end plate is where the nerve delivers its command.</w:t>
+        <w:t xml:space="preserve">Sarcolemma carries the impulse over the surface; T-tubules carry it inward; SR (its cisternae beside each tubule) stores and releases Ca²⁺; myofibrils pull; the end plate is where the nerve delivers its command. Order: end plate 1, sarcolemma 2, T-tubules 3, SR 4, myofibrils 5.</w:t>
       </w:r>
     </w:p>
     <w:p>
@@ -2686,6 +3002,31 @@
           <w:sz w:val="20"/>
           <w:szCs w:val="20"/>
         </w:rPr>
+        <w:t xml:space="preserve">3  </w:t>
+      </w:r>
+      <w:r>
+        <w:rPr>
+          <w:rFonts w:ascii="Calibri" w:cs="Calibri" w:eastAsia="Calibri" w:hAnsi="Calibri"/>
+          <w:color w:val="1f2430"/>
+          <w:sz w:val="20"/>
+          <w:szCs w:val="20"/>
+        </w:rPr>
+        <w:t xml:space="preserve">Na⁺ 145 out / 12 in; K⁺ 4 out / 140 in; Cl⁻ 110 out / 6 in; Ca²⁺ 2 out / 0.0001 in (mM). The commonest error is K⁺ on the wrong side.</w:t>
+      </w:r>
+    </w:p>
+    <w:p>
+      <w:pPr>
+        <w:spacing w:after="90" w:line="252"/>
+      </w:pPr>
+      <w:r>
+        <w:rPr>
+          <w:rFonts w:ascii="Calibri" w:cs="Calibri" w:eastAsia="Calibri" w:hAnsi="Calibri"/>
+          <w:b/>
+          <w:bCs/>
+          <w:color w:val="2f6fd6"/>
+          <w:sz w:val="20"/>
+          <w:szCs w:val="20"/>
+        </w:rPr>
         <w:t xml:space="preserve">5  </w:t>
       </w:r>
       <w:r>
@@ -2695,7 +3036,7 @@
           <w:sz w:val="20"/>
           <w:szCs w:val="20"/>
         </w:rPr>
-        <w:t xml:space="preserve">Threshold ≈ −60 mV; threshold strength 100 % (the reference shock is the measured threshold). Peaks at 100 % and 200 % are the same within a few mV (≈ +49 mV): all-or-none — once the Na⁺ channels take over, the shock no longer matters.</w:t>
+        <w:t xml:space="preserve">Threshold ≈ −60 mV. At 80 % a few Na⁺ channels open but the K⁺ leak pulls Vm back before more can join; at 100 % enough open that the Na⁺ coming in depolarizes the membrane further and opens more — the loop outruns the leak. Loop: in → positive → more. The K⁺ leak is what pulls it back. 100 % vs 200 %: the same size (both ≈ +49 mV) — once the loop has started the channels do the work, not the shock; the shock’s only job was getting Vm to threshold. Best analogy: a sneeze or a ball pushed over a hill (a dimmer is graded, which is exactly what an impulse is not). The push is the shock; the falling back is the K⁺ leak.</w:t>
       </w:r>
     </w:p>
     <w:p>
@@ -2745,7 +3086,7 @@
           <w:sz w:val="20"/>
           <w:szCs w:val="20"/>
         </w:rPr>
-        <w:t xml:space="preserve">1.8 ms; 8.8 mm in 1.8 ms ≈ 4.9 m/s. Behind the wave the Na⁺ channels are inactivated, so it cannot re-excite the membrane it came from.</w:t>
+        <w:t xml:space="preserve">Behind the wave the Na⁺ channels are inactivated, so the membrane it has just left cannot be re-excited until they reset — by then the wave is gone.</w:t>
       </w:r>
     </w:p>
     <w:p>
@@ -2770,7 +3111,7 @@
           <w:sz w:val="20"/>
           <w:szCs w:val="20"/>
         </w:rPr>
-        <w:t xml:space="preserve">Ca²⁺ peak ≈ 3.6 µM. In the Ca²⁺-free bath the twitch is full size (0.27): all the Ca²⁺ for contraction comes from the SR store, none from outside. (This is the point of the last card in the Lab, “Which Ca²⁺?”)</w:t>
+        <w:t xml:space="preserve">Full twitch (the model gives 0.27, identical to normal). All the Ca²⁺ for contraction comes from the SR; none from outside. (In the sim, Ca²⁺ outside matters at the nerve terminal, scene 13, not in the fibre.)</w:t>
       </w:r>
     </w:p>
     <w:p>
@@ -2795,7 +3136,7 @@
           <w:sz w:val="20"/>
           <w:szCs w:val="20"/>
         </w:rPr>
-        <w:t xml:space="preserve">ATP detaches (and re-cocks) the myosin heads, and powers SERCA. With no ATP force climbs to ≈ 1.0 and stays: rigor.</w:t>
+        <w:t xml:space="preserve">Rigor mortis. ATP is needed (1) for myosin heads to let go of actin and re-cock, and (2) for SERCA to pump Ca²⁺ back into the store. With no ATP the leaked Ca²⁺ is never removed and the bridges that form can never release, so force climbs and stays: stiff, not limp. It is not contracting — nothing is cycling; the bridges are simply stuck.</w:t>
       </w:r>
     </w:p>
     <w:p>
@@ -2820,7 +3161,7 @@
           <w:sz w:val="20"/>
           <w:szCs w:val="20"/>
         </w:rPr>
-        <w:t xml:space="preserve">Order: impulse → down the tubules → Ca²⁺ floods out → troponin/tropomyosin → cross-bridges, force rises → peak force → SERCA pumps back → relaxed. Durations ≈ impulse 1 ms · Ca²⁺ 13 ms · force 100 ms. Force lasts longest, by ~50×; that is why a second impulse lands while force is still up (scene 12).</w:t>
+        <w:t xml:space="preserve">Impulse → down the tubules → Ca²⁺ floods out → troponin/tropomyosin → cross-bridges, force rises → peak force → SERCA pumps back → relaxed. Force lasts longest by far (≈ 100 ms vs ≈ 1 ms for the impulse); that is why a second impulse can land while force is still up.</w:t>
       </w:r>
     </w:p>
     <w:p>
@@ -2845,7 +3186,7 @@
           <w:sz w:val="20"/>
           <w:szCs w:val="20"/>
         </w:rPr>
-        <w:t xml:space="preserve">Twitch 0.27; pair at 20 ms 0.48 (≈ 1.8×); fuses at about 40 Hz and above, peak ≈ 0.7 (≈ 2.6×). The impulses stay separate and the same size — it is the Ca²⁺ and the force that fuse. Holding a cup: tetanus (unfused or partly fused). Nobody produces a single twitch voluntarily.</w:t>
+        <w:t xml:space="preserve">Second impulse the same; force bigger (≈ 1.8× a twitch). Impulses do not add — force does, because Ca²⁺ from the second release lands on top of what SERCA had not yet cleared. At a high rate it is Ca²⁺ removal that runs out of time, so troponin stays switched on: fused tetanus. Holding a cup: tetanus (unfused or partly fused). Nobody produces a single twitch voluntarily.</w:t>
       </w:r>
     </w:p>
     <w:p>
@@ -2870,7 +3211,7 @@
           <w:sz w:val="20"/>
           <w:szCs w:val="20"/>
         </w:rPr>
-        <w:t xml:space="preserve">EPP ≈ −35 to −40 mV, about 2× what threshold needs (live measurement; ~1.8–2.1×). Half block: twitch unchanged (0.27). A command fails only when the EPP falls below threshold — most receptors gone (myasthenia), a deep enough block (rocuronium), or a run-down terminal.</w:t>
+        <w:t xml:space="preserve">Well past threshold (about 2× what is needed: the safety margin). Half block: the same. A command fails only when the end-plate potential falls short of threshold — most receptors gone (myasthenia), a deep enough block (rocuronium), or the terminal’s ACh running down.</w:t>
       </w:r>
     </w:p>
     <w:p>
@@ -2886,41 +3227,16 @@
           <w:sz w:val="20"/>
           <w:szCs w:val="20"/>
         </w:rPr>
-        <w:t xml:space="preserve">Lab  </w:t>
-      </w:r>
-      <w:r>
-        <w:rPr>
-          <w:rFonts w:ascii="Calibri" w:cs="Calibri" w:eastAsia="Calibri" w:hAnsi="Calibri"/>
-          <w:color w:val="1f2430"/>
-          <w:sz w:val="20"/>
-          <w:szCs w:val="20"/>
-        </w:rPr>
-        <w:t xml:space="preserve">Rocuronium: receptors occupied, EPP shrinks, past ~50 % block commands fail; neostigmine/sugammadex restore. Hyperkalaemia: rest depolarizes toward threshold, Na⁺ channels inactivate, fibre inexcitable; IV Ca²⁺ steadies the channels. Myasthenia: receptor density 20 %, safety margin gone, later commands in a train fail; pyridostigmine keeps ACh in the gap longer. Malignant hyperthermia: SR release channel leaks, Ca²⁺ up without impulses, sustained force and heat; dantrolene closes the channel.</w:t>
-      </w:r>
-    </w:p>
-    <w:p>
-      <w:pPr>
-        <w:spacing w:after="90" w:line="252"/>
-      </w:pPr>
-      <w:r>
-        <w:rPr>
-          <w:rFonts w:ascii="Calibri" w:cs="Calibri" w:eastAsia="Calibri" w:hAnsi="Calibri"/>
-          <w:b/>
-          <w:bCs/>
-          <w:color w:val="2f6fd6"/>
-          <w:sz w:val="20"/>
-          <w:szCs w:val="20"/>
-        </w:rPr>
-        <w:t xml:space="preserve">Demo  </w:t>
-      </w:r>
-      <w:r>
-        <w:rPr>
-          <w:rFonts w:ascii="Calibri" w:cs="Calibri" w:eastAsia="Calibri" w:hAnsi="Calibri"/>
-          <w:color w:val="1f2430"/>
-          <w:sz w:val="20"/>
-          <w:szCs w:val="20"/>
-        </w:rPr>
-        <w:t xml:space="preserve">A brief voluntary contraction gives a continuous barrage, not one spike — motor units firing at ~10–50 Hz; every voluntary movement is a tetanus (scene 12). Harder squeeze: both taller (more, larger units recruited) and busier (higher rate). Say explicitly that the EMG is the summed, extracellular signal of thousands of fibres firing out of step — not the single-fibre membrane potential on the sim’s trace.</w:t>
+        <w:t xml:space="preserve">C  </w:t>
+      </w:r>
+      <w:r>
+        <w:rPr>
+          <w:rFonts w:ascii="Calibri" w:cs="Calibri" w:eastAsia="Calibri" w:hAnsi="Calibri"/>
+          <w:color w:val="1f2430"/>
+          <w:sz w:val="20"/>
+          <w:szCs w:val="20"/>
+        </w:rPr>
+        <w:t xml:space="preserve">Many — a continuous barrage, not one spike: motor units firing at ~10–50 Hz; every voluntary movement is a tetanus (scene 12). Harder squeeze: both taller (more, larger units recruited) and busier (higher rate). Say explicitly that the EMG is the summed signal of thousands of fibres firing out of step, recorded from outside — not the single-fibre membrane potential on the sim’s trace.</w:t>
       </w:r>
     </w:p>
     <w:sectPr>
